--- a/Отчет по лабораторной работе 1 CSharp.docx
+++ b/Отчет по лабораторной работе 1 CSharp.docx
@@ -179,7 +179,7 @@
       <w:r>
         <w:drawing>
           <wp:inline xmlns:a="http://schemas.openxmlformats.org/drawingml/2006/main" xmlns:pic="http://schemas.openxmlformats.org/drawingml/2006/picture">
-            <wp:extent cx="5623560" cy="1182226"/>
+            <wp:extent cx="5623560" cy="888266"/>
             <wp:docPr id="1" name="Picture 1" descr="Задача 1, проверка 1: Минимальное двухзначное число"/>
             <wp:cNvGraphicFramePr>
               <a:graphicFrameLocks noChangeAspect="1"/>
@@ -193,6 +193,7 @@
                   </pic:nvPicPr>
                   <pic:blipFill>
                     <a:blip r:embed="rId28"/>
+                    <a:srcRect t="24865"/>
                     <a:stretch>
                       <a:fillRect/>
                     </a:stretch>
@@ -200,7 +201,7 @@
                   <pic:spPr>
                     <a:xfrm>
                       <a:off x="0" y="0"/>
-                      <a:ext cx="5623560" cy="1182226"/>
+                      <a:ext cx="5623560" cy="888266"/>
                     </a:xfrm>
                     <a:prstGeom prst="rect"/>
                   </pic:spPr>
@@ -233,7 +234,7 @@
       <w:r>
         <w:drawing>
           <wp:inline xmlns:a="http://schemas.openxmlformats.org/drawingml/2006/main" xmlns:pic="http://schemas.openxmlformats.org/drawingml/2006/picture">
-            <wp:extent cx="5623560" cy="1182226"/>
+            <wp:extent cx="5623560" cy="888266"/>
             <wp:docPr id="2" name="Picture 2" descr="Задача 1, проверка 2: Обе последние цифры равны 9"/>
             <wp:cNvGraphicFramePr>
               <a:graphicFrameLocks noChangeAspect="1"/>
@@ -247,6 +248,7 @@
                   </pic:nvPicPr>
                   <pic:blipFill>
                     <a:blip r:embed="rId29"/>
+                    <a:srcRect t="24865"/>
                     <a:stretch>
                       <a:fillRect/>
                     </a:stretch>
@@ -254,7 +256,7 @@
                   <pic:spPr>
                     <a:xfrm>
                       <a:off x="0" y="0"/>
-                      <a:ext cx="5623560" cy="1182226"/>
+                      <a:ext cx="5623560" cy="888266"/>
                     </a:xfrm>
                     <a:prstGeom prst="rect"/>
                   </pic:spPr>
@@ -287,7 +289,7 @@
       <w:r>
         <w:drawing>
           <wp:inline xmlns:a="http://schemas.openxmlformats.org/drawingml/2006/main" xmlns:pic="http://schemas.openxmlformats.org/drawingml/2006/picture">
-            <wp:extent cx="5623560" cy="1182226"/>
+            <wp:extent cx="5623560" cy="888266"/>
             <wp:docPr id="3" name="Picture 3" descr="Задача 1, проверка 3: Последние цифры равны нулю"/>
             <wp:cNvGraphicFramePr>
               <a:graphicFrameLocks noChangeAspect="1"/>
@@ -301,6 +303,7 @@
                   </pic:nvPicPr>
                   <pic:blipFill>
                     <a:blip r:embed="rId30"/>
+                    <a:srcRect t="24865"/>
                     <a:stretch>
                       <a:fillRect/>
                     </a:stretch>
@@ -308,7 +311,7 @@
                   <pic:spPr>
                     <a:xfrm>
                       <a:off x="0" y="0"/>
-                      <a:ext cx="5623560" cy="1182226"/>
+                      <a:ext cx="5623560" cy="888266"/>
                     </a:xfrm>
                     <a:prstGeom prst="rect"/>
                   </pic:spPr>
@@ -412,7 +415,7 @@
       <w:r>
         <w:drawing>
           <wp:inline xmlns:a="http://schemas.openxmlformats.org/drawingml/2006/main" xmlns:pic="http://schemas.openxmlformats.org/drawingml/2006/picture">
-            <wp:extent cx="5623560" cy="1182226"/>
+            <wp:extent cx="5623560" cy="888266"/>
             <wp:docPr id="4" name="Picture 4" descr="Задача 2, проверка 1: Отрицательное число"/>
             <wp:cNvGraphicFramePr>
               <a:graphicFrameLocks noChangeAspect="1"/>
@@ -426,6 +429,7 @@
                   </pic:nvPicPr>
                   <pic:blipFill>
                     <a:blip r:embed="rId31"/>
+                    <a:srcRect t="24865"/>
                     <a:stretch>
                       <a:fillRect/>
                     </a:stretch>
@@ -433,7 +437,7 @@
                   <pic:spPr>
                     <a:xfrm>
                       <a:off x="0" y="0"/>
-                      <a:ext cx="5623560" cy="1182226"/>
+                      <a:ext cx="5623560" cy="888266"/>
                     </a:xfrm>
                     <a:prstGeom prst="rect"/>
                   </pic:spPr>
@@ -466,7 +470,7 @@
       <w:r>
         <w:drawing>
           <wp:inline xmlns:a="http://schemas.openxmlformats.org/drawingml/2006/main" xmlns:pic="http://schemas.openxmlformats.org/drawingml/2006/picture">
-            <wp:extent cx="5623560" cy="1182226"/>
+            <wp:extent cx="5623560" cy="888266"/>
             <wp:docPr id="5" name="Picture 5" descr="Задача 2, проверка 2: Ноль"/>
             <wp:cNvGraphicFramePr>
               <a:graphicFrameLocks noChangeAspect="1"/>
@@ -480,6 +484,7 @@
                   </pic:nvPicPr>
                   <pic:blipFill>
                     <a:blip r:embed="rId32"/>
+                    <a:srcRect t="24865"/>
                     <a:stretch>
                       <a:fillRect/>
                     </a:stretch>
@@ -487,7 +492,7 @@
                   <pic:spPr>
                     <a:xfrm>
                       <a:off x="0" y="0"/>
-                      <a:ext cx="5623560" cy="1182226"/>
+                      <a:ext cx="5623560" cy="888266"/>
                     </a:xfrm>
                     <a:prstGeom prst="rect"/>
                   </pic:spPr>
@@ -520,7 +525,7 @@
       <w:r>
         <w:drawing>
           <wp:inline xmlns:a="http://schemas.openxmlformats.org/drawingml/2006/main" xmlns:pic="http://schemas.openxmlformats.org/drawingml/2006/picture">
-            <wp:extent cx="5623560" cy="1182226"/>
+            <wp:extent cx="5623560" cy="888266"/>
             <wp:docPr id="6" name="Picture 6" descr="Задача 2, проверка 3: Положительное число"/>
             <wp:cNvGraphicFramePr>
               <a:graphicFrameLocks noChangeAspect="1"/>
@@ -534,6 +539,7 @@
                   </pic:nvPicPr>
                   <pic:blipFill>
                     <a:blip r:embed="rId33"/>
+                    <a:srcRect t="24865"/>
                     <a:stretch>
                       <a:fillRect/>
                     </a:stretch>
@@ -541,7 +547,7 @@
                   <pic:spPr>
                     <a:xfrm>
                       <a:off x="0" y="0"/>
-                      <a:ext cx="5623560" cy="1182226"/>
+                      <a:ext cx="5623560" cy="888266"/>
                     </a:xfrm>
                     <a:prstGeom prst="rect"/>
                   </pic:spPr>
@@ -645,7 +651,7 @@
       <w:r>
         <w:drawing>
           <wp:inline xmlns:a="http://schemas.openxmlformats.org/drawingml/2006/main" xmlns:pic="http://schemas.openxmlformats.org/drawingml/2006/picture">
-            <wp:extent cx="5623560" cy="1182226"/>
+            <wp:extent cx="5623560" cy="888266"/>
             <wp:docPr id="7" name="Picture 7" descr="Задача 3, проверка 1: Первая заглавная буква"/>
             <wp:cNvGraphicFramePr>
               <a:graphicFrameLocks noChangeAspect="1"/>
@@ -659,6 +665,7 @@
                   </pic:nvPicPr>
                   <pic:blipFill>
                     <a:blip r:embed="rId34"/>
+                    <a:srcRect t="24865"/>
                     <a:stretch>
                       <a:fillRect/>
                     </a:stretch>
@@ -666,7 +673,7 @@
                   <pic:spPr>
                     <a:xfrm>
                       <a:off x="0" y="0"/>
-                      <a:ext cx="5623560" cy="1182226"/>
+                      <a:ext cx="5623560" cy="888266"/>
                     </a:xfrm>
                     <a:prstGeom prst="rect"/>
                   </pic:spPr>
@@ -699,7 +706,7 @@
       <w:r>
         <w:drawing>
           <wp:inline xmlns:a="http://schemas.openxmlformats.org/drawingml/2006/main" xmlns:pic="http://schemas.openxmlformats.org/drawingml/2006/picture">
-            <wp:extent cx="5623560" cy="1182226"/>
+            <wp:extent cx="5623560" cy="888266"/>
             <wp:docPr id="8" name="Picture 8" descr="Задача 3, проверка 2: Последняя заглавная буква"/>
             <wp:cNvGraphicFramePr>
               <a:graphicFrameLocks noChangeAspect="1"/>
@@ -713,6 +720,7 @@
                   </pic:nvPicPr>
                   <pic:blipFill>
                     <a:blip r:embed="rId35"/>
+                    <a:srcRect t="24865"/>
                     <a:stretch>
                       <a:fillRect/>
                     </a:stretch>
@@ -720,7 +728,7 @@
                   <pic:spPr>
                     <a:xfrm>
                       <a:off x="0" y="0"/>
-                      <a:ext cx="5623560" cy="1182226"/>
+                      <a:ext cx="5623560" cy="888266"/>
                     </a:xfrm>
                     <a:prstGeom prst="rect"/>
                   </pic:spPr>
@@ -753,7 +761,7 @@
       <w:r>
         <w:drawing>
           <wp:inline xmlns:a="http://schemas.openxmlformats.org/drawingml/2006/main" xmlns:pic="http://schemas.openxmlformats.org/drawingml/2006/picture">
-            <wp:extent cx="5623560" cy="1182226"/>
+            <wp:extent cx="5623560" cy="888266"/>
             <wp:docPr id="9" name="Picture 9" descr="Задача 3, проверка 3: Строчная буква"/>
             <wp:cNvGraphicFramePr>
               <a:graphicFrameLocks noChangeAspect="1"/>
@@ -767,6 +775,7 @@
                   </pic:nvPicPr>
                   <pic:blipFill>
                     <a:blip r:embed="rId36"/>
+                    <a:srcRect t="24865"/>
                     <a:stretch>
                       <a:fillRect/>
                     </a:stretch>
@@ -774,7 +783,7 @@
                   <pic:spPr>
                     <a:xfrm>
                       <a:off x="0" y="0"/>
-                      <a:ext cx="5623560" cy="1182226"/>
+                      <a:ext cx="5623560" cy="888266"/>
                     </a:xfrm>
                     <a:prstGeom prst="rect"/>
                   </pic:spPr>
@@ -878,7 +887,7 @@
       <w:r>
         <w:drawing>
           <wp:inline xmlns:a="http://schemas.openxmlformats.org/drawingml/2006/main" xmlns:pic="http://schemas.openxmlformats.org/drawingml/2006/picture">
-            <wp:extent cx="5623560" cy="1367548"/>
+            <wp:extent cx="5623560" cy="1073594"/>
             <wp:docPr id="10" name="Picture 10" descr="Задача 4, проверка 1: Оба числа равны нулю"/>
             <wp:cNvGraphicFramePr>
               <a:graphicFrameLocks noChangeAspect="1"/>
@@ -892,6 +901,7 @@
                   </pic:nvPicPr>
                   <pic:blipFill>
                     <a:blip r:embed="rId37"/>
+                    <a:srcRect t="21495"/>
                     <a:stretch>
                       <a:fillRect/>
                     </a:stretch>
@@ -899,7 +909,7 @@
                   <pic:spPr>
                     <a:xfrm>
                       <a:off x="0" y="0"/>
-                      <a:ext cx="5623560" cy="1367548"/>
+                      <a:ext cx="5623560" cy="1073594"/>
                     </a:xfrm>
                     <a:prstGeom prst="rect"/>
                   </pic:spPr>
@@ -932,7 +942,7 @@
       <w:r>
         <w:drawing>
           <wp:inline xmlns:a="http://schemas.openxmlformats.org/drawingml/2006/main" xmlns:pic="http://schemas.openxmlformats.org/drawingml/2006/picture">
-            <wp:extent cx="5623560" cy="1367548"/>
+            <wp:extent cx="5623560" cy="1073594"/>
             <wp:docPr id="11" name="Picture 11" descr="Задача 4, проверка 2: Ноль делится на ненулевое число"/>
             <wp:cNvGraphicFramePr>
               <a:graphicFrameLocks noChangeAspect="1"/>
@@ -946,6 +956,7 @@
                   </pic:nvPicPr>
                   <pic:blipFill>
                     <a:blip r:embed="rId38"/>
+                    <a:srcRect t="21495"/>
                     <a:stretch>
                       <a:fillRect/>
                     </a:stretch>
@@ -953,7 +964,7 @@
                   <pic:spPr>
                     <a:xfrm>
                       <a:off x="0" y="0"/>
-                      <a:ext cx="5623560" cy="1367548"/>
+                      <a:ext cx="5623560" cy="1073594"/>
                     </a:xfrm>
                     <a:prstGeom prst="rect"/>
                   </pic:spPr>
@@ -986,7 +997,7 @@
       <w:r>
         <w:drawing>
           <wp:inline xmlns:a="http://schemas.openxmlformats.org/drawingml/2006/main" xmlns:pic="http://schemas.openxmlformats.org/drawingml/2006/picture">
-            <wp:extent cx="5623560" cy="1367548"/>
+            <wp:extent cx="5623560" cy="1073594"/>
             <wp:docPr id="12" name="Picture 12" descr="Задача 4, проверка 3: Числа не делятся друг на друга"/>
             <wp:cNvGraphicFramePr>
               <a:graphicFrameLocks noChangeAspect="1"/>
@@ -1000,6 +1011,7 @@
                   </pic:nvPicPr>
                   <pic:blipFill>
                     <a:blip r:embed="rId39"/>
+                    <a:srcRect t="21495"/>
                     <a:stretch>
                       <a:fillRect/>
                     </a:stretch>
@@ -1007,7 +1019,7 @@
                   <pic:spPr>
                     <a:xfrm>
                       <a:off x="0" y="0"/>
-                      <a:ext cx="5623560" cy="1367548"/>
+                      <a:ext cx="5623560" cy="1073594"/>
                     </a:xfrm>
                     <a:prstGeom prst="rect"/>
                   </pic:spPr>
@@ -1117,7 +1129,7 @@
       <w:r>
         <w:drawing>
           <wp:inline xmlns:a="http://schemas.openxmlformats.org/drawingml/2006/main" xmlns:pic="http://schemas.openxmlformats.org/drawingml/2006/picture">
-            <wp:extent cx="5623560" cy="2664801"/>
+            <wp:extent cx="5623560" cy="2370847"/>
             <wp:docPr id="13" name="Picture 13" descr="Задача 5, проверка 1: Все числа равны нулю"/>
             <wp:cNvGraphicFramePr>
               <a:graphicFrameLocks noChangeAspect="1"/>
@@ -1131,6 +1143,7 @@
                   </pic:nvPicPr>
                   <pic:blipFill>
                     <a:blip r:embed="rId40"/>
+                    <a:srcRect t="11031"/>
                     <a:stretch>
                       <a:fillRect/>
                     </a:stretch>
@@ -1138,7 +1151,7 @@
                   <pic:spPr>
                     <a:xfrm>
                       <a:off x="0" y="0"/>
-                      <a:ext cx="5623560" cy="2664801"/>
+                      <a:ext cx="5623560" cy="2370847"/>
                     </a:xfrm>
                     <a:prstGeom prst="rect"/>
                   </pic:spPr>
@@ -1171,7 +1184,7 @@
       <w:r>
         <w:drawing>
           <wp:inline xmlns:a="http://schemas.openxmlformats.org/drawingml/2006/main" xmlns:pic="http://schemas.openxmlformats.org/drawingml/2006/picture">
-            <wp:extent cx="5623560" cy="2664801"/>
+            <wp:extent cx="5623560" cy="2370847"/>
             <wp:docPr id="14" name="Picture 14" descr="Задача 5, проверка 2: Разные последние цифры"/>
             <wp:cNvGraphicFramePr>
               <a:graphicFrameLocks noChangeAspect="1"/>
@@ -1185,6 +1198,7 @@
                   </pic:nvPicPr>
                   <pic:blipFill>
                     <a:blip r:embed="rId41"/>
+                    <a:srcRect t="11031"/>
                     <a:stretch>
                       <a:fillRect/>
                     </a:stretch>
@@ -1192,7 +1206,7 @@
                   <pic:spPr>
                     <a:xfrm>
                       <a:off x="0" y="0"/>
-                      <a:ext cx="5623560" cy="2664801"/>
+                      <a:ext cx="5623560" cy="2370847"/>
                     </a:xfrm>
                     <a:prstGeom prst="rect"/>
                   </pic:spPr>
@@ -1225,7 +1239,7 @@
       <w:r>
         <w:drawing>
           <wp:inline xmlns:a="http://schemas.openxmlformats.org/drawingml/2006/main" xmlns:pic="http://schemas.openxmlformats.org/drawingml/2006/picture">
-            <wp:extent cx="5623560" cy="2664801"/>
+            <wp:extent cx="5623560" cy="2370847"/>
             <wp:docPr id="15" name="Picture 15" descr="Задача 5, проверка 3: Все последние цифры равны 9"/>
             <wp:cNvGraphicFramePr>
               <a:graphicFrameLocks noChangeAspect="1"/>
@@ -1239,6 +1253,7 @@
                   </pic:nvPicPr>
                   <pic:blipFill>
                     <a:blip r:embed="rId42"/>
+                    <a:srcRect t="11031"/>
                     <a:stretch>
                       <a:fillRect/>
                     </a:stretch>
@@ -1246,7 +1261,7 @@
                   <pic:spPr>
                     <a:xfrm>
                       <a:off x="0" y="0"/>
-                      <a:ext cx="5623560" cy="2664801"/>
+                      <a:ext cx="5623560" cy="2370847"/>
                     </a:xfrm>
                     <a:prstGeom prst="rect"/>
                   </pic:spPr>
@@ -1354,7 +1369,7 @@
       <w:r>
         <w:drawing>
           <wp:inline xmlns:a="http://schemas.openxmlformats.org/drawingml/2006/main" xmlns:pic="http://schemas.openxmlformats.org/drawingml/2006/picture">
-            <wp:extent cx="5623560" cy="1367548"/>
+            <wp:extent cx="5623560" cy="1073594"/>
             <wp:docPr id="16" name="Picture 16" descr="Задача 6, проверка 1: Дробный результат"/>
             <wp:cNvGraphicFramePr>
               <a:graphicFrameLocks noChangeAspect="1"/>
@@ -1368,6 +1383,7 @@
                   </pic:nvPicPr>
                   <pic:blipFill>
                     <a:blip r:embed="rId43"/>
+                    <a:srcRect t="21495"/>
                     <a:stretch>
                       <a:fillRect/>
                     </a:stretch>
@@ -1375,7 +1391,7 @@
                   <pic:spPr>
                     <a:xfrm>
                       <a:off x="0" y="0"/>
-                      <a:ext cx="5623560" cy="1367548"/>
+                      <a:ext cx="5623560" cy="1073594"/>
                     </a:xfrm>
                     <a:prstGeom prst="rect"/>
                   </pic:spPr>
@@ -1408,7 +1424,7 @@
       <w:r>
         <w:drawing>
           <wp:inline xmlns:a="http://schemas.openxmlformats.org/drawingml/2006/main" xmlns:pic="http://schemas.openxmlformats.org/drawingml/2006/picture">
-            <wp:extent cx="5623560" cy="1367548"/>
+            <wp:extent cx="5623560" cy="1073594"/>
             <wp:docPr id="17" name="Picture 17" descr="Задача 6, проверка 2: Деление на ноль"/>
             <wp:cNvGraphicFramePr>
               <a:graphicFrameLocks noChangeAspect="1"/>
@@ -1422,6 +1438,7 @@
                   </pic:nvPicPr>
                   <pic:blipFill>
                     <a:blip r:embed="rId44"/>
+                    <a:srcRect t="21495"/>
                     <a:stretch>
                       <a:fillRect/>
                     </a:stretch>
@@ -1429,7 +1446,7 @@
                   <pic:spPr>
                     <a:xfrm>
                       <a:off x="0" y="0"/>
-                      <a:ext cx="5623560" cy="1367548"/>
+                      <a:ext cx="5623560" cy="1073594"/>
                     </a:xfrm>
                     <a:prstGeom prst="rect"/>
                   </pic:spPr>
@@ -1462,7 +1479,7 @@
       <w:r>
         <w:drawing>
           <wp:inline xmlns:a="http://schemas.openxmlformats.org/drawingml/2006/main" xmlns:pic="http://schemas.openxmlformats.org/drawingml/2006/picture">
-            <wp:extent cx="5623560" cy="1367548"/>
+            <wp:extent cx="5623560" cy="1073594"/>
             <wp:docPr id="18" name="Picture 18" descr="Задача 6, проверка 3: Нулевое делимое"/>
             <wp:cNvGraphicFramePr>
               <a:graphicFrameLocks noChangeAspect="1"/>
@@ -1476,6 +1493,7 @@
                   </pic:nvPicPr>
                   <pic:blipFill>
                     <a:blip r:embed="rId45"/>
+                    <a:srcRect t="21495"/>
                     <a:stretch>
                       <a:fillRect/>
                     </a:stretch>
@@ -1483,7 +1501,7 @@
                   <pic:spPr>
                     <a:xfrm>
                       <a:off x="0" y="0"/>
-                      <a:ext cx="5623560" cy="1367548"/>
+                      <a:ext cx="5623560" cy="1073594"/>
                     </a:xfrm>
                     <a:prstGeom prst="rect"/>
                   </pic:spPr>
@@ -1595,7 +1613,7 @@
       <w:r>
         <w:drawing>
           <wp:inline xmlns:a="http://schemas.openxmlformats.org/drawingml/2006/main" xmlns:pic="http://schemas.openxmlformats.org/drawingml/2006/picture">
-            <wp:extent cx="5623560" cy="1367548"/>
+            <wp:extent cx="5623560" cy="1073594"/>
             <wp:docPr id="19" name="Picture 19" descr="Задача 7, проверка 1: Первое число меньше"/>
             <wp:cNvGraphicFramePr>
               <a:graphicFrameLocks noChangeAspect="1"/>
@@ -1609,6 +1627,7 @@
                   </pic:nvPicPr>
                   <pic:blipFill>
                     <a:blip r:embed="rId46"/>
+                    <a:srcRect t="21495"/>
                     <a:stretch>
                       <a:fillRect/>
                     </a:stretch>
@@ -1616,7 +1635,7 @@
                   <pic:spPr>
                     <a:xfrm>
                       <a:off x="0" y="0"/>
-                      <a:ext cx="5623560" cy="1367548"/>
+                      <a:ext cx="5623560" cy="1073594"/>
                     </a:xfrm>
                     <a:prstGeom prst="rect"/>
                   </pic:spPr>
@@ -1649,7 +1668,7 @@
       <w:r>
         <w:drawing>
           <wp:inline xmlns:a="http://schemas.openxmlformats.org/drawingml/2006/main" xmlns:pic="http://schemas.openxmlformats.org/drawingml/2006/picture">
-            <wp:extent cx="5623560" cy="1367548"/>
+            <wp:extent cx="5623560" cy="1073594"/>
             <wp:docPr id="20" name="Picture 20" descr="Задача 7, проверка 2: Первое число больше"/>
             <wp:cNvGraphicFramePr>
               <a:graphicFrameLocks noChangeAspect="1"/>
@@ -1663,6 +1682,7 @@
                   </pic:nvPicPr>
                   <pic:blipFill>
                     <a:blip r:embed="rId47"/>
+                    <a:srcRect t="21495"/>
                     <a:stretch>
                       <a:fillRect/>
                     </a:stretch>
@@ -1670,7 +1690,7 @@
                   <pic:spPr>
                     <a:xfrm>
                       <a:off x="0" y="0"/>
-                      <a:ext cx="5623560" cy="1367548"/>
+                      <a:ext cx="5623560" cy="1073594"/>
                     </a:xfrm>
                     <a:prstGeom prst="rect"/>
                   </pic:spPr>
@@ -1703,7 +1723,7 @@
       <w:r>
         <w:drawing>
           <wp:inline xmlns:a="http://schemas.openxmlformats.org/drawingml/2006/main" xmlns:pic="http://schemas.openxmlformats.org/drawingml/2006/picture">
-            <wp:extent cx="5623560" cy="1367548"/>
+            <wp:extent cx="5623560" cy="1073594"/>
             <wp:docPr id="21" name="Picture 21" descr="Задача 7, проверка 3: Числа равны"/>
             <wp:cNvGraphicFramePr>
               <a:graphicFrameLocks noChangeAspect="1"/>
@@ -1717,6 +1737,7 @@
                   </pic:nvPicPr>
                   <pic:blipFill>
                     <a:blip r:embed="rId48"/>
+                    <a:srcRect t="21495"/>
                     <a:stretch>
                       <a:fillRect/>
                     </a:stretch>
@@ -1724,7 +1745,7 @@
                   <pic:spPr>
                     <a:xfrm>
                       <a:off x="0" y="0"/>
-                      <a:ext cx="5623560" cy="1367548"/>
+                      <a:ext cx="5623560" cy="1073594"/>
                     </a:xfrm>
                     <a:prstGeom prst="rect"/>
                   </pic:spPr>
@@ -1830,7 +1851,7 @@
       <w:r>
         <w:drawing>
           <wp:inline xmlns:a="http://schemas.openxmlformats.org/drawingml/2006/main" xmlns:pic="http://schemas.openxmlformats.org/drawingml/2006/picture">
-            <wp:extent cx="5623560" cy="1552869"/>
+            <wp:extent cx="5623560" cy="1258911"/>
             <wp:docPr id="22" name="Picture 22" descr="Задача 8, проверка 1: Сумма двух чисел равна третьему"/>
             <wp:cNvGraphicFramePr>
               <a:graphicFrameLocks noChangeAspect="1"/>
@@ -1844,6 +1865,7 @@
                   </pic:nvPicPr>
                   <pic:blipFill>
                     <a:blip r:embed="rId49"/>
+                    <a:srcRect t="18930"/>
                     <a:stretch>
                       <a:fillRect/>
                     </a:stretch>
@@ -1851,7 +1873,7 @@
                   <pic:spPr>
                     <a:xfrm>
                       <a:off x="0" y="0"/>
-                      <a:ext cx="5623560" cy="1552869"/>
+                      <a:ext cx="5623560" cy="1258911"/>
                     </a:xfrm>
                     <a:prstGeom prst="rect"/>
                   </pic:spPr>
@@ -1884,7 +1906,7 @@
       <w:r>
         <w:drawing>
           <wp:inline xmlns:a="http://schemas.openxmlformats.org/drawingml/2006/main" xmlns:pic="http://schemas.openxmlformats.org/drawingml/2006/picture">
-            <wp:extent cx="5623560" cy="1552869"/>
+            <wp:extent cx="5623560" cy="1258911"/>
             <wp:docPr id="23" name="Picture 23" descr="Задача 8, проверка 2: Все числа равны нулю"/>
             <wp:cNvGraphicFramePr>
               <a:graphicFrameLocks noChangeAspect="1"/>
@@ -1898,6 +1920,7 @@
                   </pic:nvPicPr>
                   <pic:blipFill>
                     <a:blip r:embed="rId50"/>
+                    <a:srcRect t="18930"/>
                     <a:stretch>
                       <a:fillRect/>
                     </a:stretch>
@@ -1905,7 +1928,7 @@
                   <pic:spPr>
                     <a:xfrm>
                       <a:off x="0" y="0"/>
-                      <a:ext cx="5623560" cy="1552869"/>
+                      <a:ext cx="5623560" cy="1258911"/>
                     </a:xfrm>
                     <a:prstGeom prst="rect"/>
                   </pic:spPr>
@@ -1938,7 +1961,7 @@
       <w:r>
         <w:drawing>
           <wp:inline xmlns:a="http://schemas.openxmlformats.org/drawingml/2006/main" xmlns:pic="http://schemas.openxmlformats.org/drawingml/2006/picture">
-            <wp:extent cx="5623560" cy="1552869"/>
+            <wp:extent cx="5623560" cy="1258911"/>
             <wp:docPr id="24" name="Picture 24" descr="Задача 8, проверка 3: Подходящей суммы нет"/>
             <wp:cNvGraphicFramePr>
               <a:graphicFrameLocks noChangeAspect="1"/>
@@ -1952,6 +1975,7 @@
                   </pic:nvPicPr>
                   <pic:blipFill>
                     <a:blip r:embed="rId51"/>
+                    <a:srcRect t="18930"/>
                     <a:stretch>
                       <a:fillRect/>
                     </a:stretch>
@@ -1959,7 +1983,7 @@
                   <pic:spPr>
                     <a:xfrm>
                       <a:off x="0" y="0"/>
-                      <a:ext cx="5623560" cy="1552869"/>
+                      <a:ext cx="5623560" cy="1258911"/>
                     </a:xfrm>
                     <a:prstGeom prst="rect"/>
                   </pic:spPr>
@@ -2085,7 +2109,7 @@
       <w:r>
         <w:drawing>
           <wp:inline xmlns:a="http://schemas.openxmlformats.org/drawingml/2006/main" xmlns:pic="http://schemas.openxmlformats.org/drawingml/2006/picture">
-            <wp:extent cx="5623560" cy="1182226"/>
+            <wp:extent cx="5623560" cy="888266"/>
             <wp:docPr id="25" name="Picture 25" descr="Задача 9, проверка 1: Один год"/>
             <wp:cNvGraphicFramePr>
               <a:graphicFrameLocks noChangeAspect="1"/>
@@ -2099,6 +2123,7 @@
                   </pic:nvPicPr>
                   <pic:blipFill>
                     <a:blip r:embed="rId52"/>
+                    <a:srcRect t="24865"/>
                     <a:stretch>
                       <a:fillRect/>
                     </a:stretch>
@@ -2106,7 +2131,7 @@
                   <pic:spPr>
                     <a:xfrm>
                       <a:off x="0" y="0"/>
-                      <a:ext cx="5623560" cy="1182226"/>
+                      <a:ext cx="5623560" cy="888266"/>
                     </a:xfrm>
                     <a:prstGeom prst="rect"/>
                   </pic:spPr>
@@ -2139,7 +2164,7 @@
       <w:r>
         <w:drawing>
           <wp:inline xmlns:a="http://schemas.openxmlformats.org/drawingml/2006/main" xmlns:pic="http://schemas.openxmlformats.org/drawingml/2006/picture">
-            <wp:extent cx="5623560" cy="1182226"/>
+            <wp:extent cx="5623560" cy="888266"/>
             <wp:docPr id="26" name="Picture 26" descr="Задача 9, проверка 2: Исключение для 11 лет"/>
             <wp:cNvGraphicFramePr>
               <a:graphicFrameLocks noChangeAspect="1"/>
@@ -2153,6 +2178,7 @@
                   </pic:nvPicPr>
                   <pic:blipFill>
                     <a:blip r:embed="rId53"/>
+                    <a:srcRect t="24865"/>
                     <a:stretch>
                       <a:fillRect/>
                     </a:stretch>
@@ -2160,7 +2186,7 @@
                   <pic:spPr>
                     <a:xfrm>
                       <a:off x="0" y="0"/>
-                      <a:ext cx="5623560" cy="1182226"/>
+                      <a:ext cx="5623560" cy="888266"/>
                     </a:xfrm>
                     <a:prstGeom prst="rect"/>
                   </pic:spPr>
@@ -2193,7 +2219,7 @@
       <w:r>
         <w:drawing>
           <wp:inline xmlns:a="http://schemas.openxmlformats.org/drawingml/2006/main" xmlns:pic="http://schemas.openxmlformats.org/drawingml/2006/picture">
-            <wp:extent cx="5623560" cy="1182226"/>
+            <wp:extent cx="5623560" cy="888266"/>
             <wp:docPr id="27" name="Picture 27" descr="Задача 9, проверка 3: Двадцать два года"/>
             <wp:cNvGraphicFramePr>
               <a:graphicFrameLocks noChangeAspect="1"/>
@@ -2207,6 +2233,7 @@
                   </pic:nvPicPr>
                   <pic:blipFill>
                     <a:blip r:embed="rId54"/>
+                    <a:srcRect t="24865"/>
                     <a:stretch>
                       <a:fillRect/>
                     </a:stretch>
@@ -2214,7 +2241,7 @@
                   <pic:spPr>
                     <a:xfrm>
                       <a:off x="0" y="0"/>
-                      <a:ext cx="5623560" cy="1182226"/>
+                      <a:ext cx="5623560" cy="888266"/>
                     </a:xfrm>
                     <a:prstGeom prst="rect"/>
                   </pic:spPr>
@@ -2336,7 +2363,7 @@
       <w:r>
         <w:drawing>
           <wp:inline xmlns:a="http://schemas.openxmlformats.org/drawingml/2006/main" xmlns:pic="http://schemas.openxmlformats.org/drawingml/2006/picture">
-            <wp:extent cx="5623560" cy="2294157"/>
+            <wp:extent cx="5623560" cy="2000207"/>
             <wp:docPr id="28" name="Picture 28" descr="Задача 10, проверка 1: Начало недели"/>
             <wp:cNvGraphicFramePr>
               <a:graphicFrameLocks noChangeAspect="1"/>
@@ -2350,6 +2377,7 @@
                   </pic:nvPicPr>
                   <pic:blipFill>
                     <a:blip r:embed="rId55"/>
+                    <a:srcRect t="12813"/>
                     <a:stretch>
                       <a:fillRect/>
                     </a:stretch>
@@ -2357,7 +2385,7 @@
                   <pic:spPr>
                     <a:xfrm>
                       <a:off x="0" y="0"/>
-                      <a:ext cx="5623560" cy="2294157"/>
+                      <a:ext cx="5623560" cy="2000207"/>
                     </a:xfrm>
                     <a:prstGeom prst="rect"/>
                   </pic:spPr>
@@ -2390,7 +2418,7 @@
       <w:r>
         <w:drawing>
           <wp:inline xmlns:a="http://schemas.openxmlformats.org/drawingml/2006/main" xmlns:pic="http://schemas.openxmlformats.org/drawingml/2006/picture">
-            <wp:extent cx="5623560" cy="1182226"/>
+            <wp:extent cx="5623560" cy="888266"/>
             <wp:docPr id="29" name="Picture 29" descr="Задача 10, проверка 2: Последний день недели"/>
             <wp:cNvGraphicFramePr>
               <a:graphicFrameLocks noChangeAspect="1"/>
@@ -2404,6 +2432,7 @@
                   </pic:nvPicPr>
                   <pic:blipFill>
                     <a:blip r:embed="rId56"/>
+                    <a:srcRect t="24865"/>
                     <a:stretch>
                       <a:fillRect/>
                     </a:stretch>
@@ -2411,7 +2440,7 @@
                   <pic:spPr>
                     <a:xfrm>
                       <a:off x="0" y="0"/>
-                      <a:ext cx="5623560" cy="1182226"/>
+                      <a:ext cx="5623560" cy="888266"/>
                     </a:xfrm>
                     <a:prstGeom prst="rect"/>
                   </pic:spPr>
@@ -2444,7 +2473,7 @@
       <w:r>
         <w:drawing>
           <wp:inline xmlns:a="http://schemas.openxmlformats.org/drawingml/2006/main" xmlns:pic="http://schemas.openxmlformats.org/drawingml/2006/picture">
-            <wp:extent cx="5623560" cy="1182226"/>
+            <wp:extent cx="5623560" cy="888266"/>
             <wp:docPr id="30" name="Picture 30" descr="Задача 10, проверка 3: Неизвестное название"/>
             <wp:cNvGraphicFramePr>
               <a:graphicFrameLocks noChangeAspect="1"/>
@@ -2458,6 +2487,7 @@
                   </pic:nvPicPr>
                   <pic:blipFill>
                     <a:blip r:embed="rId57"/>
+                    <a:srcRect t="24865"/>
                     <a:stretch>
                       <a:fillRect/>
                     </a:stretch>
@@ -2465,7 +2495,7 @@
                   <pic:spPr>
                     <a:xfrm>
                       <a:off x="0" y="0"/>
-                      <a:ext cx="5623560" cy="1182226"/>
+                      <a:ext cx="5623560" cy="888266"/>
                     </a:xfrm>
                     <a:prstGeom prst="rect"/>
                   </pic:spPr>
@@ -2563,7 +2593,7 @@
       <w:r>
         <w:drawing>
           <wp:inline xmlns:a="http://schemas.openxmlformats.org/drawingml/2006/main" xmlns:pic="http://schemas.openxmlformats.org/drawingml/2006/picture">
-            <wp:extent cx="5623560" cy="1182226"/>
+            <wp:extent cx="5623560" cy="888266"/>
             <wp:docPr id="31" name="Picture 31" descr="Задача 11, проверка 1: Ноль"/>
             <wp:cNvGraphicFramePr>
               <a:graphicFrameLocks noChangeAspect="1"/>
@@ -2577,6 +2607,7 @@
                   </pic:nvPicPr>
                   <pic:blipFill>
                     <a:blip r:embed="rId58"/>
+                    <a:srcRect t="24865"/>
                     <a:stretch>
                       <a:fillRect/>
                     </a:stretch>
@@ -2584,7 +2615,7 @@
                   <pic:spPr>
                     <a:xfrm>
                       <a:off x="0" y="0"/>
-                      <a:ext cx="5623560" cy="1182226"/>
+                      <a:ext cx="5623560" cy="888266"/>
                     </a:xfrm>
                     <a:prstGeom prst="rect"/>
                   </pic:spPr>
@@ -2617,7 +2648,7 @@
       <w:r>
         <w:drawing>
           <wp:inline xmlns:a="http://schemas.openxmlformats.org/drawingml/2006/main" xmlns:pic="http://schemas.openxmlformats.org/drawingml/2006/picture">
-            <wp:extent cx="5623560" cy="1182226"/>
+            <wp:extent cx="5623560" cy="888266"/>
             <wp:docPr id="32" name="Picture 32" descr="Задача 11, проверка 2: Один"/>
             <wp:cNvGraphicFramePr>
               <a:graphicFrameLocks noChangeAspect="1"/>
@@ -2631,6 +2662,7 @@
                   </pic:nvPicPr>
                   <pic:blipFill>
                     <a:blip r:embed="rId59"/>
+                    <a:srcRect t="24865"/>
                     <a:stretch>
                       <a:fillRect/>
                     </a:stretch>
@@ -2638,7 +2670,7 @@
                   <pic:spPr>
                     <a:xfrm>
                       <a:off x="0" y="0"/>
-                      <a:ext cx="5623560" cy="1182226"/>
+                      <a:ext cx="5623560" cy="888266"/>
                     </a:xfrm>
                     <a:prstGeom prst="rect"/>
                   </pic:spPr>
@@ -2671,7 +2703,7 @@
       <w:r>
         <w:drawing>
           <wp:inline xmlns:a="http://schemas.openxmlformats.org/drawingml/2006/main" xmlns:pic="http://schemas.openxmlformats.org/drawingml/2006/picture">
-            <wp:extent cx="5623560" cy="1182226"/>
+            <wp:extent cx="5623560" cy="888266"/>
             <wp:docPr id="33" name="Picture 33" descr="Задача 11, проверка 3: Двузначное число"/>
             <wp:cNvGraphicFramePr>
               <a:graphicFrameLocks noChangeAspect="1"/>
@@ -2685,6 +2717,7 @@
                   </pic:nvPicPr>
                   <pic:blipFill>
                     <a:blip r:embed="rId60"/>
+                    <a:srcRect t="24865"/>
                     <a:stretch>
                       <a:fillRect/>
                     </a:stretch>
@@ -2692,7 +2725,7 @@
                   <pic:spPr>
                     <a:xfrm>
                       <a:off x="0" y="0"/>
-                      <a:ext cx="5623560" cy="1182226"/>
+                      <a:ext cx="5623560" cy="888266"/>
                     </a:xfrm>
                     <a:prstGeom prst="rect"/>
                   </pic:spPr>
@@ -2796,7 +2829,7 @@
       <w:r>
         <w:drawing>
           <wp:inline xmlns:a="http://schemas.openxmlformats.org/drawingml/2006/main" xmlns:pic="http://schemas.openxmlformats.org/drawingml/2006/picture">
-            <wp:extent cx="5623560" cy="1367548"/>
+            <wp:extent cx="5623560" cy="1073594"/>
             <wp:docPr id="34" name="Picture 34" descr="Задача 12, проверка 1: Нулевая степень"/>
             <wp:cNvGraphicFramePr>
               <a:graphicFrameLocks noChangeAspect="1"/>
@@ -2810,6 +2843,7 @@
                   </pic:nvPicPr>
                   <pic:blipFill>
                     <a:blip r:embed="rId61"/>
+                    <a:srcRect t="21495"/>
                     <a:stretch>
                       <a:fillRect/>
                     </a:stretch>
@@ -2817,7 +2851,7 @@
                   <pic:spPr>
                     <a:xfrm>
                       <a:off x="0" y="0"/>
-                      <a:ext cx="5623560" cy="1367548"/>
+                      <a:ext cx="5623560" cy="1073594"/>
                     </a:xfrm>
                     <a:prstGeom prst="rect"/>
                   </pic:spPr>
@@ -2850,7 +2884,7 @@
       <w:r>
         <w:drawing>
           <wp:inline xmlns:a="http://schemas.openxmlformats.org/drawingml/2006/main" xmlns:pic="http://schemas.openxmlformats.org/drawingml/2006/picture">
-            <wp:extent cx="5623560" cy="1367548"/>
+            <wp:extent cx="5623560" cy="1073594"/>
             <wp:docPr id="35" name="Picture 35" descr="Задача 12, проверка 2: Обычная степень"/>
             <wp:cNvGraphicFramePr>
               <a:graphicFrameLocks noChangeAspect="1"/>
@@ -2864,6 +2898,7 @@
                   </pic:nvPicPr>
                   <pic:blipFill>
                     <a:blip r:embed="rId62"/>
+                    <a:srcRect t="21495"/>
                     <a:stretch>
                       <a:fillRect/>
                     </a:stretch>
@@ -2871,7 +2906,7 @@
                   <pic:spPr>
                     <a:xfrm>
                       <a:off x="0" y="0"/>
-                      <a:ext cx="5623560" cy="1367548"/>
+                      <a:ext cx="5623560" cy="1073594"/>
                     </a:xfrm>
                     <a:prstGeom prst="rect"/>
                   </pic:spPr>
@@ -2904,7 +2939,7 @@
       <w:r>
         <w:drawing>
           <wp:inline xmlns:a="http://schemas.openxmlformats.org/drawingml/2006/main" xmlns:pic="http://schemas.openxmlformats.org/drawingml/2006/picture">
-            <wp:extent cx="5623560" cy="1367548"/>
+            <wp:extent cx="5623560" cy="1073594"/>
             <wp:docPr id="36" name="Picture 36" descr="Задача 12, проверка 3: Ноль в положительной степени"/>
             <wp:cNvGraphicFramePr>
               <a:graphicFrameLocks noChangeAspect="1"/>
@@ -2918,6 +2953,7 @@
                   </pic:nvPicPr>
                   <pic:blipFill>
                     <a:blip r:embed="rId63"/>
+                    <a:srcRect t="21495"/>
                     <a:stretch>
                       <a:fillRect/>
                     </a:stretch>
@@ -2925,7 +2961,7 @@
                   <pic:spPr>
                     <a:xfrm>
                       <a:off x="0" y="0"/>
-                      <a:ext cx="5623560" cy="1367548"/>
+                      <a:ext cx="5623560" cy="1073594"/>
                     </a:xfrm>
                     <a:prstGeom prst="rect"/>
                   </pic:spPr>
@@ -3035,7 +3071,7 @@
       <w:r>
         <w:drawing>
           <wp:inline xmlns:a="http://schemas.openxmlformats.org/drawingml/2006/main" xmlns:pic="http://schemas.openxmlformats.org/drawingml/2006/picture">
-            <wp:extent cx="5623560" cy="1182226"/>
+            <wp:extent cx="5623560" cy="888266"/>
             <wp:docPr id="37" name="Picture 37" descr="Задача 13, проверка 1: Ноль"/>
             <wp:cNvGraphicFramePr>
               <a:graphicFrameLocks noChangeAspect="1"/>
@@ -3049,6 +3085,7 @@
                   </pic:nvPicPr>
                   <pic:blipFill>
                     <a:blip r:embed="rId64"/>
+                    <a:srcRect t="24865"/>
                     <a:stretch>
                       <a:fillRect/>
                     </a:stretch>
@@ -3056,7 +3093,7 @@
                   <pic:spPr>
                     <a:xfrm>
                       <a:off x="0" y="0"/>
-                      <a:ext cx="5623560" cy="1182226"/>
+                      <a:ext cx="5623560" cy="888266"/>
                     </a:xfrm>
                     <a:prstGeom prst="rect"/>
                   </pic:spPr>
@@ -3089,7 +3126,7 @@
       <w:r>
         <w:drawing>
           <wp:inline xmlns:a="http://schemas.openxmlformats.org/drawingml/2006/main" xmlns:pic="http://schemas.openxmlformats.org/drawingml/2006/picture">
-            <wp:extent cx="5623560" cy="1182226"/>
+            <wp:extent cx="5623560" cy="888266"/>
             <wp:docPr id="38" name="Picture 38" descr="Задача 13, проверка 2: Все цифры одинаковы"/>
             <wp:cNvGraphicFramePr>
               <a:graphicFrameLocks noChangeAspect="1"/>
@@ -3103,6 +3140,7 @@
                   </pic:nvPicPr>
                   <pic:blipFill>
                     <a:blip r:embed="rId65"/>
+                    <a:srcRect t="24865"/>
                     <a:stretch>
                       <a:fillRect/>
                     </a:stretch>
@@ -3110,7 +3148,7 @@
                   <pic:spPr>
                     <a:xfrm>
                       <a:off x="0" y="0"/>
-                      <a:ext cx="5623560" cy="1182226"/>
+                      <a:ext cx="5623560" cy="888266"/>
                     </a:xfrm>
                     <a:prstGeom prst="rect"/>
                   </pic:spPr>
@@ -3143,7 +3181,7 @@
       <w:r>
         <w:drawing>
           <wp:inline xmlns:a="http://schemas.openxmlformats.org/drawingml/2006/main" xmlns:pic="http://schemas.openxmlformats.org/drawingml/2006/picture">
-            <wp:extent cx="5623560" cy="1182226"/>
+            <wp:extent cx="5623560" cy="888266"/>
             <wp:docPr id="39" name="Picture 39" descr="Задача 13, проверка 3: Есть отличающаяся цифра"/>
             <wp:cNvGraphicFramePr>
               <a:graphicFrameLocks noChangeAspect="1"/>
@@ -3157,6 +3195,7 @@
                   </pic:nvPicPr>
                   <pic:blipFill>
                     <a:blip r:embed="rId66"/>
+                    <a:srcRect t="24865"/>
                     <a:stretch>
                       <a:fillRect/>
                     </a:stretch>
@@ -3164,7 +3203,7 @@
                   <pic:spPr>
                     <a:xfrm>
                       <a:off x="0" y="0"/>
-                      <a:ext cx="5623560" cy="1182226"/>
+                      <a:ext cx="5623560" cy="888266"/>
                     </a:xfrm>
                     <a:prstGeom prst="rect"/>
                   </pic:spPr>
@@ -3282,7 +3321,7 @@
       <w:r>
         <w:drawing>
           <wp:inline xmlns:a="http://schemas.openxmlformats.org/drawingml/2006/main" xmlns:pic="http://schemas.openxmlformats.org/drawingml/2006/picture">
-            <wp:extent cx="5623560" cy="1182226"/>
+            <wp:extent cx="5623560" cy="888266"/>
             <wp:docPr id="40" name="Picture 40" descr="Задача 14, проверка 1: Нулевая высота"/>
             <wp:cNvGraphicFramePr>
               <a:graphicFrameLocks noChangeAspect="1"/>
@@ -3296,6 +3335,7 @@
                   </pic:nvPicPr>
                   <pic:blipFill>
                     <a:blip r:embed="rId67"/>
+                    <a:srcRect t="24865"/>
                     <a:stretch>
                       <a:fillRect/>
                     </a:stretch>
@@ -3303,7 +3343,7 @@
                   <pic:spPr>
                     <a:xfrm>
                       <a:off x="0" y="0"/>
-                      <a:ext cx="5623560" cy="1182226"/>
+                      <a:ext cx="5623560" cy="888266"/>
                     </a:xfrm>
                     <a:prstGeom prst="rect"/>
                   </pic:spPr>
@@ -3336,7 +3376,7 @@
       <w:r>
         <w:drawing>
           <wp:inline xmlns:a="http://schemas.openxmlformats.org/drawingml/2006/main" xmlns:pic="http://schemas.openxmlformats.org/drawingml/2006/picture">
-            <wp:extent cx="5623560" cy="1182226"/>
+            <wp:extent cx="5623560" cy="888266"/>
             <wp:docPr id="41" name="Picture 41" descr="Задача 14, проверка 2: Одна строка"/>
             <wp:cNvGraphicFramePr>
               <a:graphicFrameLocks noChangeAspect="1"/>
@@ -3350,6 +3390,7 @@
                   </pic:nvPicPr>
                   <pic:blipFill>
                     <a:blip r:embed="rId68"/>
+                    <a:srcRect t="24865"/>
                     <a:stretch>
                       <a:fillRect/>
                     </a:stretch>
@@ -3357,7 +3398,7 @@
                   <pic:spPr>
                     <a:xfrm>
                       <a:off x="0" y="0"/>
-                      <a:ext cx="5623560" cy="1182226"/>
+                      <a:ext cx="5623560" cy="888266"/>
                     </a:xfrm>
                     <a:prstGeom prst="rect"/>
                   </pic:spPr>
@@ -3390,7 +3431,7 @@
       <w:r>
         <w:drawing>
           <wp:inline xmlns:a="http://schemas.openxmlformats.org/drawingml/2006/main" xmlns:pic="http://schemas.openxmlformats.org/drawingml/2006/picture">
-            <wp:extent cx="5623560" cy="1552869"/>
+            <wp:extent cx="5623560" cy="1258911"/>
             <wp:docPr id="42" name="Picture 42" descr="Задача 14, проверка 3: Три строки"/>
             <wp:cNvGraphicFramePr>
               <a:graphicFrameLocks noChangeAspect="1"/>
@@ -3404,6 +3445,7 @@
                   </pic:nvPicPr>
                   <pic:blipFill>
                     <a:blip r:embed="rId69"/>
+                    <a:srcRect t="18930"/>
                     <a:stretch>
                       <a:fillRect/>
                     </a:stretch>
@@ -3411,7 +3453,7 @@
                   <pic:spPr>
                     <a:xfrm>
                       <a:off x="0" y="0"/>
-                      <a:ext cx="5623560" cy="1552869"/>
+                      <a:ext cx="5623560" cy="1258911"/>
                     </a:xfrm>
                     <a:prstGeom prst="rect"/>
                   </pic:spPr>
@@ -3525,7 +3567,7 @@
       <w:r>
         <w:drawing>
           <wp:inline xmlns:a="http://schemas.openxmlformats.org/drawingml/2006/main" xmlns:pic="http://schemas.openxmlformats.org/drawingml/2006/picture">
-            <wp:extent cx="5623560" cy="2108834"/>
+            <wp:extent cx="5623560" cy="1814884"/>
             <wp:docPr id="43" name="Picture 43" descr="Задача 15, проверка 1: Угадывание числа"/>
             <wp:cNvGraphicFramePr>
               <a:graphicFrameLocks noChangeAspect="1"/>
@@ -3539,6 +3581,7 @@
                   </pic:nvPicPr>
                   <pic:blipFill>
                     <a:blip r:embed="rId70"/>
+                    <a:srcRect t="13939"/>
                     <a:stretch>
                       <a:fillRect/>
                     </a:stretch>
@@ -3546,7 +3589,7 @@
                   <pic:spPr>
                     <a:xfrm>
                       <a:off x="0" y="0"/>
-                      <a:ext cx="5623560" cy="2108834"/>
+                      <a:ext cx="5623560" cy="1814884"/>
                     </a:xfrm>
                     <a:prstGeom prst="rect"/>
                   </pic:spPr>
@@ -3579,7 +3622,7 @@
       <w:r>
         <w:drawing>
           <wp:inline xmlns:a="http://schemas.openxmlformats.org/drawingml/2006/main" xmlns:pic="http://schemas.openxmlformats.org/drawingml/2006/picture">
-            <wp:extent cx="5623560" cy="1738191"/>
+            <wp:extent cx="5623560" cy="1444228"/>
             <wp:docPr id="44" name="Picture 44" descr="Задача 15, проверка 2: Число вне диапазона"/>
             <wp:cNvGraphicFramePr>
               <a:graphicFrameLocks noChangeAspect="1"/>
@@ -3593,6 +3636,7 @@
                   </pic:nvPicPr>
                   <pic:blipFill>
                     <a:blip r:embed="rId71"/>
+                    <a:srcRect t="16912"/>
                     <a:stretch>
                       <a:fillRect/>
                     </a:stretch>
@@ -3600,7 +3644,7 @@
                   <pic:spPr>
                     <a:xfrm>
                       <a:off x="0" y="0"/>
-                      <a:ext cx="5623560" cy="1738191"/>
+                      <a:ext cx="5623560" cy="1444228"/>
                     </a:xfrm>
                     <a:prstGeom prst="rect"/>
                   </pic:spPr>
@@ -3633,7 +3677,7 @@
       <w:r>
         <w:drawing>
           <wp:inline xmlns:a="http://schemas.openxmlformats.org/drawingml/2006/main" xmlns:pic="http://schemas.openxmlformats.org/drawingml/2006/picture">
-            <wp:extent cx="5623560" cy="1738191"/>
+            <wp:extent cx="5623560" cy="1444228"/>
             <wp:docPr id="45" name="Picture 45" descr="Задача 15, проверка 3: Нечисловой ввод"/>
             <wp:cNvGraphicFramePr>
               <a:graphicFrameLocks noChangeAspect="1"/>
@@ -3647,6 +3691,7 @@
                   </pic:nvPicPr>
                   <pic:blipFill>
                     <a:blip r:embed="rId72"/>
+                    <a:srcRect t="16912"/>
                     <a:stretch>
                       <a:fillRect/>
                     </a:stretch>
@@ -3654,7 +3699,7 @@
                   <pic:spPr>
                     <a:xfrm>
                       <a:off x="0" y="0"/>
-                      <a:ext cx="5623560" cy="1738191"/>
+                      <a:ext cx="5623560" cy="1444228"/>
                     </a:xfrm>
                     <a:prstGeom prst="rect"/>
                   </pic:spPr>
@@ -3756,7 +3801,7 @@
       <w:r>
         <w:drawing>
           <wp:inline xmlns:a="http://schemas.openxmlformats.org/drawingml/2006/main" xmlns:pic="http://schemas.openxmlformats.org/drawingml/2006/picture">
-            <wp:extent cx="5623560" cy="1367548"/>
+            <wp:extent cx="5623560" cy="1073594"/>
             <wp:docPr id="46" name="Picture 46" descr="Задача 16, проверка 1: Пустой массив"/>
             <wp:cNvGraphicFramePr>
               <a:graphicFrameLocks noChangeAspect="1"/>
@@ -3770,6 +3815,7 @@
                   </pic:nvPicPr>
                   <pic:blipFill>
                     <a:blip r:embed="rId73"/>
+                    <a:srcRect t="21495"/>
                     <a:stretch>
                       <a:fillRect/>
                     </a:stretch>
@@ -3777,7 +3823,7 @@
                   <pic:spPr>
                     <a:xfrm>
                       <a:off x="0" y="0"/>
-                      <a:ext cx="5623560" cy="1367548"/>
+                      <a:ext cx="5623560" cy="1073594"/>
                     </a:xfrm>
                     <a:prstGeom prst="rect"/>
                   </pic:spPr>
@@ -3810,7 +3856,7 @@
       <w:r>
         <w:drawing>
           <wp:inline xmlns:a="http://schemas.openxmlformats.org/drawingml/2006/main" xmlns:pic="http://schemas.openxmlformats.org/drawingml/2006/picture">
-            <wp:extent cx="5623560" cy="1923513"/>
+            <wp:extent cx="5623560" cy="1629562"/>
             <wp:docPr id="47" name="Picture 47" descr="Задача 16, проверка 2: Повторяющееся значение"/>
             <wp:cNvGraphicFramePr>
               <a:graphicFrameLocks noChangeAspect="1"/>
@@ -3824,6 +3870,7 @@
                   </pic:nvPicPr>
                   <pic:blipFill>
                     <a:blip r:embed="rId74"/>
+                    <a:srcRect t="15282"/>
                     <a:stretch>
                       <a:fillRect/>
                     </a:stretch>
@@ -3831,7 +3878,7 @@
                   <pic:spPr>
                     <a:xfrm>
                       <a:off x="0" y="0"/>
-                      <a:ext cx="5623560" cy="1923513"/>
+                      <a:ext cx="5623560" cy="1629562"/>
                     </a:xfrm>
                     <a:prstGeom prst="rect"/>
                   </pic:spPr>
@@ -3864,7 +3911,7 @@
       <w:r>
         <w:drawing>
           <wp:inline xmlns:a="http://schemas.openxmlformats.org/drawingml/2006/main" xmlns:pic="http://schemas.openxmlformats.org/drawingml/2006/picture">
-            <wp:extent cx="5623560" cy="1738191"/>
+            <wp:extent cx="5623560" cy="1444228"/>
             <wp:docPr id="48" name="Picture 48" descr="Задача 16, проверка 3: Значение отсутствует"/>
             <wp:cNvGraphicFramePr>
               <a:graphicFrameLocks noChangeAspect="1"/>
@@ -3878,6 +3925,7 @@
                   </pic:nvPicPr>
                   <pic:blipFill>
                     <a:blip r:embed="rId75"/>
+                    <a:srcRect t="16912"/>
                     <a:stretch>
                       <a:fillRect/>
                     </a:stretch>
@@ -3885,7 +3933,7 @@
                   <pic:spPr>
                     <a:xfrm>
                       <a:off x="0" y="0"/>
-                      <a:ext cx="5623560" cy="1738191"/>
+                      <a:ext cx="5623560" cy="1444228"/>
                     </a:xfrm>
                     <a:prstGeom prst="rect"/>
                   </pic:spPr>
@@ -3989,7 +4037,7 @@
       <w:r>
         <w:drawing>
           <wp:inline xmlns:a="http://schemas.openxmlformats.org/drawingml/2006/main" xmlns:pic="http://schemas.openxmlformats.org/drawingml/2006/picture">
-            <wp:extent cx="5623560" cy="1552869"/>
+            <wp:extent cx="5623560" cy="1258911"/>
             <wp:docPr id="49" name="Picture 49" descr="Задача 17, проверка 1: Вставка в пустой массив"/>
             <wp:cNvGraphicFramePr>
               <a:graphicFrameLocks noChangeAspect="1"/>
@@ -4003,6 +4051,7 @@
                   </pic:nvPicPr>
                   <pic:blipFill>
                     <a:blip r:embed="rId76"/>
+                    <a:srcRect t="18930"/>
                     <a:stretch>
                       <a:fillRect/>
                     </a:stretch>
@@ -4010,7 +4059,7 @@
                   <pic:spPr>
                     <a:xfrm>
                       <a:off x="0" y="0"/>
-                      <a:ext cx="5623560" cy="1552869"/>
+                      <a:ext cx="5623560" cy="1258911"/>
                     </a:xfrm>
                     <a:prstGeom prst="rect"/>
                   </pic:spPr>
@@ -4043,7 +4092,7 @@
       <w:r>
         <w:drawing>
           <wp:inline xmlns:a="http://schemas.openxmlformats.org/drawingml/2006/main" xmlns:pic="http://schemas.openxmlformats.org/drawingml/2006/picture">
-            <wp:extent cx="5623560" cy="1923513"/>
+            <wp:extent cx="5623560" cy="1629562"/>
             <wp:docPr id="50" name="Picture 50" descr="Задача 17, проверка 2: Вставка в начало"/>
             <wp:cNvGraphicFramePr>
               <a:graphicFrameLocks noChangeAspect="1"/>
@@ -4057,6 +4106,7 @@
                   </pic:nvPicPr>
                   <pic:blipFill>
                     <a:blip r:embed="rId77"/>
+                    <a:srcRect t="15282"/>
                     <a:stretch>
                       <a:fillRect/>
                     </a:stretch>
@@ -4064,7 +4114,7 @@
                   <pic:spPr>
                     <a:xfrm>
                       <a:off x="0" y="0"/>
-                      <a:ext cx="5623560" cy="1923513"/>
+                      <a:ext cx="5623560" cy="1629562"/>
                     </a:xfrm>
                     <a:prstGeom prst="rect"/>
                   </pic:spPr>
@@ -4097,7 +4147,7 @@
       <w:r>
         <w:drawing>
           <wp:inline xmlns:a="http://schemas.openxmlformats.org/drawingml/2006/main" xmlns:pic="http://schemas.openxmlformats.org/drawingml/2006/picture">
-            <wp:extent cx="5623560" cy="1923513"/>
+            <wp:extent cx="5623560" cy="1629562"/>
             <wp:docPr id="51" name="Picture 51" descr="Задача 17, проверка 3: Вставка в конец"/>
             <wp:cNvGraphicFramePr>
               <a:graphicFrameLocks noChangeAspect="1"/>
@@ -4111,6 +4161,7 @@
                   </pic:nvPicPr>
                   <pic:blipFill>
                     <a:blip r:embed="rId78"/>
+                    <a:srcRect t="15282"/>
                     <a:stretch>
                       <a:fillRect/>
                     </a:stretch>
@@ -4118,7 +4169,7 @@
                   <pic:spPr>
                     <a:xfrm>
                       <a:off x="0" y="0"/>
-                      <a:ext cx="5623560" cy="1923513"/>
+                      <a:ext cx="5623560" cy="1629562"/>
                     </a:xfrm>
                     <a:prstGeom prst="rect"/>
                   </pic:spPr>
@@ -4216,7 +4267,7 @@
       <w:r>
         <w:drawing>
           <wp:inline xmlns:a="http://schemas.openxmlformats.org/drawingml/2006/main" xmlns:pic="http://schemas.openxmlformats.org/drawingml/2006/picture">
-            <wp:extent cx="5623560" cy="1182226"/>
+            <wp:extent cx="5623560" cy="888266"/>
             <wp:docPr id="52" name="Picture 52" descr="Задача 18, проверка 1: Пустой массив"/>
             <wp:cNvGraphicFramePr>
               <a:graphicFrameLocks noChangeAspect="1"/>
@@ -4230,6 +4281,7 @@
                   </pic:nvPicPr>
                   <pic:blipFill>
                     <a:blip r:embed="rId79"/>
+                    <a:srcRect t="24865"/>
                     <a:stretch>
                       <a:fillRect/>
                     </a:stretch>
@@ -4237,7 +4289,7 @@
                   <pic:spPr>
                     <a:xfrm>
                       <a:off x="0" y="0"/>
-                      <a:ext cx="5623560" cy="1182226"/>
+                      <a:ext cx="5623560" cy="888266"/>
                     </a:xfrm>
                     <a:prstGeom prst="rect"/>
                   </pic:spPr>
@@ -4270,7 +4322,7 @@
       <w:r>
         <w:drawing>
           <wp:inline xmlns:a="http://schemas.openxmlformats.org/drawingml/2006/main" xmlns:pic="http://schemas.openxmlformats.org/drawingml/2006/picture">
-            <wp:extent cx="5623560" cy="1367548"/>
+            <wp:extent cx="5623560" cy="1073594"/>
             <wp:docPr id="53" name="Picture 53" descr="Задача 18, проверка 2: Один элемент"/>
             <wp:cNvGraphicFramePr>
               <a:graphicFrameLocks noChangeAspect="1"/>
@@ -4284,6 +4336,7 @@
                   </pic:nvPicPr>
                   <pic:blipFill>
                     <a:blip r:embed="rId80"/>
+                    <a:srcRect t="21495"/>
                     <a:stretch>
                       <a:fillRect/>
                     </a:stretch>
@@ -4291,7 +4344,7 @@
                   <pic:spPr>
                     <a:xfrm>
                       <a:off x="0" y="0"/>
-                      <a:ext cx="5623560" cy="1367548"/>
+                      <a:ext cx="5623560" cy="1073594"/>
                     </a:xfrm>
                     <a:prstGeom prst="rect"/>
                   </pic:spPr>
@@ -4324,7 +4377,7 @@
       <w:r>
         <w:drawing>
           <wp:inline xmlns:a="http://schemas.openxmlformats.org/drawingml/2006/main" xmlns:pic="http://schemas.openxmlformats.org/drawingml/2006/picture">
-            <wp:extent cx="5623560" cy="1738191"/>
+            <wp:extent cx="5623560" cy="1444228"/>
             <wp:docPr id="54" name="Picture 54" descr="Задача 18, проверка 3: Несколько элементов"/>
             <wp:cNvGraphicFramePr>
               <a:graphicFrameLocks noChangeAspect="1"/>
@@ -4338,6 +4391,7 @@
                   </pic:nvPicPr>
                   <pic:blipFill>
                     <a:blip r:embed="rId81"/>
+                    <a:srcRect t="16912"/>
                     <a:stretch>
                       <a:fillRect/>
                     </a:stretch>
@@ -4345,7 +4399,7 @@
                   <pic:spPr>
                     <a:xfrm>
                       <a:off x="0" y="0"/>
-                      <a:ext cx="5623560" cy="1738191"/>
+                      <a:ext cx="5623560" cy="1444228"/>
                     </a:xfrm>
                     <a:prstGeom prst="rect"/>
                   </pic:spPr>
@@ -4447,7 +4501,7 @@
       <w:r>
         <w:drawing>
           <wp:inline xmlns:a="http://schemas.openxmlformats.org/drawingml/2006/main" xmlns:pic="http://schemas.openxmlformats.org/drawingml/2006/picture">
-            <wp:extent cx="5623560" cy="1552869"/>
+            <wp:extent cx="5623560" cy="1258911"/>
             <wp:docPr id="55" name="Picture 55" descr="Задача 19, проверка 1: Оба массива пустые"/>
             <wp:cNvGraphicFramePr>
               <a:graphicFrameLocks noChangeAspect="1"/>
@@ -4461,6 +4515,7 @@
                   </pic:nvPicPr>
                   <pic:blipFill>
                     <a:blip r:embed="rId82"/>
+                    <a:srcRect t="18930"/>
                     <a:stretch>
                       <a:fillRect/>
                     </a:stretch>
@@ -4468,7 +4523,7 @@
                   <pic:spPr>
                     <a:xfrm>
                       <a:off x="0" y="0"/>
-                      <a:ext cx="5623560" cy="1552869"/>
+                      <a:ext cx="5623560" cy="1258911"/>
                     </a:xfrm>
                     <a:prstGeom prst="rect"/>
                   </pic:spPr>
@@ -4501,7 +4556,7 @@
       <w:r>
         <w:drawing>
           <wp:inline xmlns:a="http://schemas.openxmlformats.org/drawingml/2006/main" xmlns:pic="http://schemas.openxmlformats.org/drawingml/2006/picture">
-            <wp:extent cx="5623560" cy="1738191"/>
+            <wp:extent cx="5623560" cy="1444228"/>
             <wp:docPr id="56" name="Picture 56" descr="Задача 19, проверка 2: Первый массив пуст"/>
             <wp:cNvGraphicFramePr>
               <a:graphicFrameLocks noChangeAspect="1"/>
@@ -4515,6 +4570,7 @@
                   </pic:nvPicPr>
                   <pic:blipFill>
                     <a:blip r:embed="rId83"/>
+                    <a:srcRect t="16912"/>
                     <a:stretch>
                       <a:fillRect/>
                     </a:stretch>
@@ -4522,7 +4578,7 @@
                   <pic:spPr>
                     <a:xfrm>
                       <a:off x="0" y="0"/>
-                      <a:ext cx="5623560" cy="1738191"/>
+                      <a:ext cx="5623560" cy="1444228"/>
                     </a:xfrm>
                     <a:prstGeom prst="rect"/>
                   </pic:spPr>
@@ -4555,7 +4611,7 @@
       <w:r>
         <w:drawing>
           <wp:inline xmlns:a="http://schemas.openxmlformats.org/drawingml/2006/main" xmlns:pic="http://schemas.openxmlformats.org/drawingml/2006/picture">
-            <wp:extent cx="5623560" cy="2294157"/>
+            <wp:extent cx="5623560" cy="2000207"/>
             <wp:docPr id="57" name="Picture 57" descr="Задача 19, проверка 3: Оба массива заполнены"/>
             <wp:cNvGraphicFramePr>
               <a:graphicFrameLocks noChangeAspect="1"/>
@@ -4569,6 +4625,7 @@
                   </pic:nvPicPr>
                   <pic:blipFill>
                     <a:blip r:embed="rId84"/>
+                    <a:srcRect t="12813"/>
                     <a:stretch>
                       <a:fillRect/>
                     </a:stretch>
@@ -4576,7 +4633,7 @@
                   <pic:spPr>
                     <a:xfrm>
                       <a:off x="0" y="0"/>
-                      <a:ext cx="5623560" cy="2294157"/>
+                      <a:ext cx="5623560" cy="2000207"/>
                     </a:xfrm>
                     <a:prstGeom prst="rect"/>
                   </pic:spPr>
@@ -4674,7 +4731,7 @@
       <w:r>
         <w:drawing>
           <wp:inline xmlns:a="http://schemas.openxmlformats.org/drawingml/2006/main" xmlns:pic="http://schemas.openxmlformats.org/drawingml/2006/picture">
-            <wp:extent cx="5623560" cy="1182226"/>
+            <wp:extent cx="5623560" cy="888266"/>
             <wp:docPr id="58" name="Picture 58" descr="Задача 20, проверка 1: Пустой массив"/>
             <wp:cNvGraphicFramePr>
               <a:graphicFrameLocks noChangeAspect="1"/>
@@ -4688,6 +4745,7 @@
                   </pic:nvPicPr>
                   <pic:blipFill>
                     <a:blip r:embed="rId85"/>
+                    <a:srcRect t="24865"/>
                     <a:stretch>
                       <a:fillRect/>
                     </a:stretch>
@@ -4695,7 +4753,7 @@
                   <pic:spPr>
                     <a:xfrm>
                       <a:off x="0" y="0"/>
-                      <a:ext cx="5623560" cy="1182226"/>
+                      <a:ext cx="5623560" cy="888266"/>
                     </a:xfrm>
                     <a:prstGeom prst="rect"/>
                   </pic:spPr>
@@ -4728,7 +4786,7 @@
       <w:r>
         <w:drawing>
           <wp:inline xmlns:a="http://schemas.openxmlformats.org/drawingml/2006/main" xmlns:pic="http://schemas.openxmlformats.org/drawingml/2006/picture">
-            <wp:extent cx="5623560" cy="1552869"/>
+            <wp:extent cx="5623560" cy="1258911"/>
             <wp:docPr id="59" name="Picture 59" descr="Задача 20, проверка 2: Все элементы отрицательные"/>
             <wp:cNvGraphicFramePr>
               <a:graphicFrameLocks noChangeAspect="1"/>
@@ -4742,6 +4800,7 @@
                   </pic:nvPicPr>
                   <pic:blipFill>
                     <a:blip r:embed="rId86"/>
+                    <a:srcRect t="18930"/>
                     <a:stretch>
                       <a:fillRect/>
                     </a:stretch>
@@ -4749,7 +4808,7 @@
                   <pic:spPr>
                     <a:xfrm>
                       <a:off x="0" y="0"/>
-                      <a:ext cx="5623560" cy="1552869"/>
+                      <a:ext cx="5623560" cy="1258911"/>
                     </a:xfrm>
                     <a:prstGeom prst="rect"/>
                   </pic:spPr>
@@ -4782,7 +4841,7 @@
       <w:r>
         <w:drawing>
           <wp:inline xmlns:a="http://schemas.openxmlformats.org/drawingml/2006/main" xmlns:pic="http://schemas.openxmlformats.org/drawingml/2006/picture">
-            <wp:extent cx="5623560" cy="1923513"/>
+            <wp:extent cx="5623560" cy="1629562"/>
             <wp:docPr id="60" name="Picture 60" descr="Задача 20, проверка 3: Ноль и положительное число сохраняются"/>
             <wp:cNvGraphicFramePr>
               <a:graphicFrameLocks noChangeAspect="1"/>
@@ -4796,6 +4855,7 @@
                   </pic:nvPicPr>
                   <pic:blipFill>
                     <a:blip r:embed="rId87"/>
+                    <a:srcRect t="15282"/>
                     <a:stretch>
                       <a:fillRect/>
                     </a:stretch>
@@ -4803,7 +4863,7 @@
                   <pic:spPr>
                     <a:xfrm>
                       <a:off x="0" y="0"/>
-                      <a:ext cx="5623560" cy="1923513"/>
+                      <a:ext cx="5623560" cy="1629562"/>
                     </a:xfrm>
                     <a:prstGeom prst="rect"/>
                   </pic:spPr>
